--- a/templates/monimoi/apofasi/anarrotiki.docx
+++ b/templates/monimoi/apofasi/anarrotiki.docx
@@ -876,7 +876,9 @@
           <w:sz w:val="22"/>
           <w:szCs w:val="22"/>
         </w:rPr>
-        <w:t xml:space="preserve">2. Την με αρίθμ.Φ.351.5/43/67822/Δ1/5-5-2014 του ΥΠΑΙΘ «Άδειες εκπαιδευτικών Πρωτοβάθμιας και Δευτεροβάθμιας Εκπαίδευσης»                                                                                                                                                                                                                      </w:t>
+        <w:t xml:space="preserve">2. Την με αρίθμ.Φ.351.5/43/67822/Δ1/5-5-2014 του ΥΠΑΙΘ «Άδειες εκπαιδευτικών Πρωτοβάθμιας και Δευτεροβάθμιας Εκπαίδευσης»</w:t>
+        <w:br/>
+        <w:t xml:space="preserve"/>
       </w:r>
       <w:r>
         <w:rPr>
@@ -1277,7 +1279,7 @@
           <w:sz w:val="22"/>
           <w:szCs w:val="22"/>
         </w:rPr>
-        <w:t xml:space="preserve">{{ ston_stin }} {{ onomateponymo }}, εκπαιδευτικό κλάδου {{ klados }}-{{ klados_perigrafi }} του {{ sxoleio_gen }}, αναρρωτική άδεια {{ imeres_olografos }} ημερών, από {{ imerominia_apo }} ως {{ imerominia_eos }}</w:t>
+        <w:t xml:space="preserve">{{ ston_stin }} {{ onomateponymo_ait }}, εκπαιδευτικό κλάδου {{ klados }}-{{ klados_perigrafi }} του {{ sxoleio_gen }}, αναρρωτική άδεια {{ imeres_olografos }} ημερών, από {{ imerominia_apo }} ως {{ imerominia_eos }}</w:t>
       </w:r>
       <w:r>
         <w:rPr>
